--- a/Progetti-idee-sviluppo/DDT-Flusso .docx
+++ b/Progetti-idee-sviluppo/DDT-Flusso .docx
@@ -23,7 +23,6 @@
           <w:numId w:val="1"/>
         </w:numPr>
         <w:tabs>
-          <w:tab w:val="clear" w:pos="709"/>
           <w:tab w:val="left" w:pos="709" w:leader="none"/>
         </w:tabs>
         <w:bidi w:val="0"/>
@@ -70,7 +69,6 @@
           <w:numId w:val="1"/>
         </w:numPr>
         <w:tabs>
-          <w:tab w:val="clear" w:pos="709"/>
           <w:tab w:val="left" w:pos="709" w:leader="none"/>
         </w:tabs>
         <w:bidi w:val="0"/>
@@ -107,7 +105,6 @@
           <w:numId w:val="1"/>
         </w:numPr>
         <w:tabs>
-          <w:tab w:val="clear" w:pos="709"/>
           <w:tab w:val="left" w:pos="709" w:leader="none"/>
         </w:tabs>
         <w:bidi w:val="0"/>
@@ -180,7 +177,6 @@
           <w:numId w:val="2"/>
         </w:numPr>
         <w:tabs>
-          <w:tab w:val="clear" w:pos="709"/>
           <w:tab w:val="left" w:pos="709" w:leader="none"/>
         </w:tabs>
         <w:bidi w:val="0"/>
@@ -207,7 +203,6 @@
           <w:numId w:val="2"/>
         </w:numPr>
         <w:tabs>
-          <w:tab w:val="clear" w:pos="709"/>
           <w:tab w:val="left" w:pos="709" w:leader="none"/>
         </w:tabs>
         <w:bidi w:val="0"/>
@@ -244,7 +239,6 @@
           <w:numId w:val="2"/>
         </w:numPr>
         <w:tabs>
-          <w:tab w:val="clear" w:pos="709"/>
           <w:tab w:val="left" w:pos="709" w:leader="none"/>
         </w:tabs>
         <w:bidi w:val="0"/>
@@ -295,7 +289,6 @@
           <w:numId w:val="3"/>
         </w:numPr>
         <w:tabs>
-          <w:tab w:val="clear" w:pos="709"/>
           <w:tab w:val="left" w:pos="709" w:leader="none"/>
         </w:tabs>
         <w:bidi w:val="0"/>
@@ -318,7 +311,6 @@
           <w:numId w:val="3"/>
         </w:numPr>
         <w:tabs>
-          <w:tab w:val="clear" w:pos="709"/>
           <w:tab w:val="left" w:pos="709" w:leader="none"/>
         </w:tabs>
         <w:bidi w:val="0"/>
@@ -345,7 +337,6 @@
           <w:numId w:val="3"/>
         </w:numPr>
         <w:tabs>
-          <w:tab w:val="clear" w:pos="709"/>
           <w:tab w:val="left" w:pos="709" w:leader="none"/>
         </w:tabs>
         <w:bidi w:val="0"/>
@@ -410,7 +401,6 @@
           <w:numId w:val="4"/>
         </w:numPr>
         <w:tabs>
-          <w:tab w:val="clear" w:pos="709"/>
           <w:tab w:val="left" w:pos="709" w:leader="none"/>
         </w:tabs>
         <w:bidi w:val="0"/>
@@ -420,7 +410,7 @@
       </w:pPr>
       <w:r>
         <w:rPr>
-          <w:rStyle w:val="Testosorgente"/>
+          <w:rStyle w:val="Testosorgenteuser"/>
         </w:rPr>
         <w:t>vendite.ordini</w:t>
       </w:r>
@@ -430,7 +420,7 @@
       </w:r>
       <w:r>
         <w:rPr>
-          <w:rStyle w:val="Testosorgente"/>
+          <w:rStyle w:val="Testosorgenteuser"/>
         </w:rPr>
         <w:t>vendite.ordini_righe</w:t>
       </w:r>
@@ -443,7 +433,6 @@
           <w:numId w:val="4"/>
         </w:numPr>
         <w:tabs>
-          <w:tab w:val="clear" w:pos="709"/>
           <w:tab w:val="left" w:pos="709" w:leader="none"/>
         </w:tabs>
         <w:bidi w:val="0"/>
@@ -453,7 +442,7 @@
       </w:pPr>
       <w:r>
         <w:rPr>
-          <w:rStyle w:val="Testosorgente"/>
+          <w:rStyle w:val="Testosorgenteuser"/>
         </w:rPr>
         <w:t>vendite.ddt</w:t>
       </w:r>
@@ -463,7 +452,7 @@
       </w:r>
       <w:r>
         <w:rPr>
-          <w:rStyle w:val="Testosorgente"/>
+          <w:rStyle w:val="Testosorgenteuser"/>
         </w:rPr>
         <w:t>vendite.ddt_righe</w:t>
       </w:r>
@@ -476,7 +465,6 @@
           <w:numId w:val="4"/>
         </w:numPr>
         <w:tabs>
-          <w:tab w:val="clear" w:pos="709"/>
           <w:tab w:val="left" w:pos="709" w:leader="none"/>
         </w:tabs>
         <w:bidi w:val="0"/>
@@ -490,7 +478,7 @@
       </w:r>
       <w:r>
         <w:rPr>
-          <w:rStyle w:val="Testosorgente"/>
+          <w:rStyle w:val="Testosorgenteuser"/>
         </w:rPr>
         <w:t>vendite.attivita_fatturabili</w:t>
       </w:r>
@@ -507,7 +495,6 @@
           <w:numId w:val="4"/>
         </w:numPr>
         <w:tabs>
-          <w:tab w:val="clear" w:pos="709"/>
           <w:tab w:val="left" w:pos="709" w:leader="none"/>
         </w:tabs>
         <w:bidi w:val="0"/>
@@ -517,7 +504,7 @@
       </w:pPr>
       <w:r>
         <w:rPr>
-          <w:rStyle w:val="Testosorgente"/>
+          <w:rStyle w:val="Testosorgenteuser"/>
         </w:rPr>
         <w:t>vendite.fatture</w:t>
       </w:r>
@@ -527,7 +514,7 @@
       </w:r>
       <w:r>
         <w:rPr>
-          <w:rStyle w:val="Testosorgente"/>
+          <w:rStyle w:val="Testosorgenteuser"/>
         </w:rPr>
         <w:t>vendite.fatture_righe</w:t>
       </w:r>
@@ -554,7 +541,6 @@
           <w:numId w:val="5"/>
         </w:numPr>
         <w:tabs>
-          <w:tab w:val="clear" w:pos="709"/>
           <w:tab w:val="left" w:pos="709" w:leader="none"/>
         </w:tabs>
         <w:bidi w:val="0"/>
@@ -564,7 +550,7 @@
       </w:pPr>
       <w:r>
         <w:rPr>
-          <w:rStyle w:val="Testosorgente"/>
+          <w:rStyle w:val="Testosorgenteuser"/>
         </w:rPr>
         <w:t>acquisti.ordini</w:t>
       </w:r>
@@ -574,7 +560,7 @@
       </w:r>
       <w:r>
         <w:rPr>
-          <w:rStyle w:val="Testosorgente"/>
+          <w:rStyle w:val="Testosorgenteuser"/>
         </w:rPr>
         <w:t>acquisti.ordini_righe</w:t>
       </w:r>
@@ -587,7 +573,6 @@
           <w:numId w:val="5"/>
         </w:numPr>
         <w:tabs>
-          <w:tab w:val="clear" w:pos="709"/>
           <w:tab w:val="left" w:pos="709" w:leader="none"/>
         </w:tabs>
         <w:bidi w:val="0"/>
@@ -597,7 +582,7 @@
       </w:pPr>
       <w:r>
         <w:rPr>
-          <w:rStyle w:val="Testosorgente"/>
+          <w:rStyle w:val="Testosorgenteuser"/>
         </w:rPr>
         <w:t>acquisti.ddt</w:t>
       </w:r>
@@ -607,7 +592,7 @@
       </w:r>
       <w:r>
         <w:rPr>
-          <w:rStyle w:val="Testosorgente"/>
+          <w:rStyle w:val="Testosorgenteuser"/>
         </w:rPr>
         <w:t>acquisti.ddt_righe</w:t>
       </w:r>
@@ -620,7 +605,6 @@
           <w:numId w:val="5"/>
         </w:numPr>
         <w:tabs>
-          <w:tab w:val="clear" w:pos="709"/>
           <w:tab w:val="left" w:pos="709" w:leader="none"/>
         </w:tabs>
         <w:bidi w:val="0"/>
@@ -630,7 +614,7 @@
       </w:pPr>
       <w:r>
         <w:rPr>
-          <w:rStyle w:val="Testosorgente"/>
+          <w:rStyle w:val="Testosorgenteuser"/>
         </w:rPr>
         <w:t>acquisti.fatture</w:t>
       </w:r>
@@ -640,7 +624,7 @@
       </w:r>
       <w:r>
         <w:rPr>
-          <w:rStyle w:val="Testosorgente"/>
+          <w:rStyle w:val="Testosorgenteuser"/>
         </w:rPr>
         <w:t>acquisti.fatture_righe</w:t>
       </w:r>
@@ -675,7 +659,6 @@
           <w:numId w:val="6"/>
         </w:numPr>
         <w:tabs>
-          <w:tab w:val="clear" w:pos="709"/>
           <w:tab w:val="left" w:pos="709" w:leader="none"/>
         </w:tabs>
         <w:bidi w:val="0"/>
@@ -685,7 +668,7 @@
       </w:pPr>
       <w:r>
         <w:rPr>
-          <w:rStyle w:val="Testosorgente"/>
+          <w:rStyle w:val="Testosorgenteuser"/>
         </w:rPr>
         <w:t>magazzino.movimenti</w:t>
       </w:r>
@@ -728,7 +711,6 @@
           <w:numId w:val="7"/>
         </w:numPr>
         <w:tabs>
-          <w:tab w:val="clear" w:pos="709"/>
           <w:tab w:val="left" w:pos="709" w:leader="none"/>
         </w:tabs>
         <w:bidi w:val="0"/>
@@ -742,7 +724,7 @@
       </w:r>
       <w:r>
         <w:rPr>
-          <w:rStyle w:val="Testosorgente"/>
+          <w:rStyle w:val="Testosorgenteuser"/>
         </w:rPr>
         <w:t>serie</w:t>
       </w:r>
@@ -752,7 +734,7 @@
       </w:r>
       <w:r>
         <w:rPr>
-          <w:rStyle w:val="Testosorgente"/>
+          <w:rStyle w:val="Testosorgenteuser"/>
         </w:rPr>
         <w:t>numero</w:t>
       </w:r>
@@ -762,7 +744,7 @@
       </w:r>
       <w:r>
         <w:rPr>
-          <w:rStyle w:val="Testosorgente"/>
+          <w:rStyle w:val="Testosorgenteuser"/>
         </w:rPr>
         <w:t>data</w:t>
       </w:r>
@@ -789,7 +771,6 @@
           <w:numId w:val="7"/>
         </w:numPr>
         <w:tabs>
-          <w:tab w:val="clear" w:pos="709"/>
           <w:tab w:val="left" w:pos="709" w:leader="none"/>
         </w:tabs>
         <w:bidi w:val="0"/>
@@ -803,7 +784,7 @@
       </w:r>
       <w:r>
         <w:rPr>
-          <w:rStyle w:val="Testosorgente"/>
+          <w:rStyle w:val="Testosorgenteuser"/>
         </w:rPr>
         <w:t>mittente_id</w:t>
       </w:r>
@@ -813,7 +794,7 @@
       </w:r>
       <w:r>
         <w:rPr>
-          <w:rStyle w:val="Testosorgente"/>
+          <w:rStyle w:val="Testosorgenteuser"/>
         </w:rPr>
         <w:t>destinatario_id</w:t>
       </w:r>
@@ -840,7 +821,6 @@
           <w:numId w:val="7"/>
         </w:numPr>
         <w:tabs>
-          <w:tab w:val="clear" w:pos="709"/>
           <w:tab w:val="left" w:pos="709" w:leader="none"/>
         </w:tabs>
         <w:bidi w:val="0"/>
@@ -854,7 +834,7 @@
       </w:r>
       <w:r>
         <w:rPr>
-          <w:rStyle w:val="Testosorgente"/>
+          <w:rStyle w:val="Testosorgenteuser"/>
         </w:rPr>
         <w:t>causale_trasporto</w:t>
       </w:r>
@@ -864,7 +844,7 @@
       </w:r>
       <w:r>
         <w:rPr>
-          <w:rStyle w:val="Testosorgente"/>
+          <w:rStyle w:val="Testosorgenteuser"/>
         </w:rPr>
         <w:t>aspetto_beni</w:t>
       </w:r>
@@ -874,7 +854,7 @@
       </w:r>
       <w:r>
         <w:rPr>
-          <w:rStyle w:val="Testosorgente"/>
+          <w:rStyle w:val="Testosorgenteuser"/>
         </w:rPr>
         <w:t>num_colli</w:t>
       </w:r>
@@ -884,7 +864,7 @@
       </w:r>
       <w:r>
         <w:rPr>
-          <w:rStyle w:val="Testosorgente"/>
+          <w:rStyle w:val="Testosorgenteuser"/>
         </w:rPr>
         <w:t>peso_lordo</w:t>
       </w:r>
@@ -894,7 +874,7 @@
       </w:r>
       <w:r>
         <w:rPr>
-          <w:rStyle w:val="Testosorgente"/>
+          <w:rStyle w:val="Testosorgenteuser"/>
         </w:rPr>
         <w:t>peso_netto</w:t>
       </w:r>
@@ -904,7 +884,7 @@
       </w:r>
       <w:r>
         <w:rPr>
-          <w:rStyle w:val="Testosorgente"/>
+          <w:rStyle w:val="Testosorgenteuser"/>
         </w:rPr>
         <w:t>volume</w:t>
       </w:r>
@@ -914,7 +894,7 @@
       </w:r>
       <w:r>
         <w:rPr>
-          <w:rStyle w:val="Testosorgente"/>
+          <w:rStyle w:val="Testosorgenteuser"/>
         </w:rPr>
         <w:t>vettore_id</w:t>
       </w:r>
@@ -924,7 +904,7 @@
       </w:r>
       <w:r>
         <w:rPr>
-          <w:rStyle w:val="Testosorgente"/>
+          <w:rStyle w:val="Testosorgenteuser"/>
         </w:rPr>
         <w:t>targa</w:t>
       </w:r>
@@ -934,7 +914,7 @@
       </w:r>
       <w:r>
         <w:rPr>
-          <w:rStyle w:val="Testosorgente"/>
+          <w:rStyle w:val="Testosorgenteuser"/>
         </w:rPr>
         <w:t>autista</w:t>
       </w:r>
@@ -944,7 +924,7 @@
       </w:r>
       <w:r>
         <w:rPr>
-          <w:rStyle w:val="Testosorgente"/>
+          <w:rStyle w:val="Testosorgenteuser"/>
         </w:rPr>
         <w:t>porto</w:t>
       </w:r>
@@ -954,7 +934,7 @@
       </w:r>
       <w:r>
         <w:rPr>
-          <w:rStyle w:val="Testosorgente"/>
+          <w:rStyle w:val="Testosorgenteuser"/>
         </w:rPr>
         <w:t>resa_incoterm</w:t>
       </w:r>
@@ -964,7 +944,7 @@
       </w:r>
       <w:r>
         <w:rPr>
-          <w:rStyle w:val="Testosorgente"/>
+          <w:rStyle w:val="Testosorgenteuser"/>
         </w:rPr>
         <w:t>data_ora_partenza</w:t>
       </w:r>
@@ -974,7 +954,7 @@
       </w:r>
       <w:r>
         <w:rPr>
-          <w:rStyle w:val="Testosorgente"/>
+          <w:rStyle w:val="Testosorgenteuser"/>
         </w:rPr>
         <w:t>data_ora_consegna_prev</w:t>
       </w:r>
@@ -987,7 +967,6 @@
           <w:numId w:val="7"/>
         </w:numPr>
         <w:tabs>
-          <w:tab w:val="clear" w:pos="709"/>
           <w:tab w:val="left" w:pos="709" w:leader="none"/>
         </w:tabs>
         <w:bidi w:val="0"/>
@@ -1001,7 +980,7 @@
       </w:r>
       <w:r>
         <w:rPr>
-          <w:rStyle w:val="Testosorgente"/>
+          <w:rStyle w:val="Testosorgenteuser"/>
         </w:rPr>
         <w:t>ordine_id</w:t>
       </w:r>
@@ -1021,7 +1000,7 @@
       </w:r>
       <w:r>
         <w:rPr>
-          <w:rStyle w:val="Testosorgente"/>
+          <w:rStyle w:val="Testosorgenteuser"/>
         </w:rPr>
         <w:t>source_tipo/id</w:t>
       </w:r>
@@ -1038,7 +1017,6 @@
           <w:numId w:val="7"/>
         </w:numPr>
         <w:tabs>
-          <w:tab w:val="clear" w:pos="709"/>
           <w:tab w:val="left" w:pos="709" w:leader="none"/>
         </w:tabs>
         <w:bidi w:val="0"/>
@@ -1052,7 +1030,7 @@
       </w:r>
       <w:r>
         <w:rPr>
-          <w:rStyle w:val="Testosorgente"/>
+          <w:rStyle w:val="Testosorgenteuser"/>
         </w:rPr>
         <w:t>BOZZA | EMESSO | SPEDITO | CONSEGNATO | RESO | ANNULLATO</w:t>
       </w:r>
@@ -1065,7 +1043,6 @@
           <w:numId w:val="7"/>
         </w:numPr>
         <w:tabs>
-          <w:tab w:val="clear" w:pos="709"/>
           <w:tab w:val="left" w:pos="709" w:leader="none"/>
         </w:tabs>
         <w:bidi w:val="0"/>
@@ -1079,7 +1056,7 @@
       </w:r>
       <w:r>
         <w:rPr>
-          <w:rStyle w:val="Testosorgente"/>
+          <w:rStyle w:val="Testosorgenteuser"/>
         </w:rPr>
         <w:t>meta JSONB</w:t>
       </w:r>
@@ -1089,7 +1066,7 @@
       </w:r>
       <w:r>
         <w:rPr>
-          <w:rStyle w:val="Testosorgente"/>
+          <w:rStyle w:val="Testosorgenteuser"/>
         </w:rPr>
         <w:t>storicizza</w:t>
       </w:r>
@@ -1099,7 +1076,7 @@
       </w:r>
       <w:r>
         <w:rPr>
-          <w:rStyle w:val="Testosorgente"/>
+          <w:rStyle w:val="Testosorgenteuser"/>
         </w:rPr>
         <w:t>tx_id</w:t>
       </w:r>
@@ -1109,7 +1086,7 @@
       </w:r>
       <w:r>
         <w:rPr>
-          <w:rStyle w:val="Testosorgente"/>
+          <w:rStyle w:val="Testosorgenteuser"/>
         </w:rPr>
         <w:t>user_*</w:t>
       </w:r>
@@ -1119,7 +1096,7 @@
       </w:r>
       <w:r>
         <w:rPr>
-          <w:rStyle w:val="Testosorgente"/>
+          <w:rStyle w:val="Testosorgenteuser"/>
         </w:rPr>
         <w:t>data_*</w:t>
       </w:r>
@@ -1146,7 +1123,6 @@
           <w:numId w:val="8"/>
         </w:numPr>
         <w:tabs>
-          <w:tab w:val="clear" w:pos="709"/>
           <w:tab w:val="left" w:pos="709" w:leader="none"/>
         </w:tabs>
         <w:bidi w:val="0"/>
@@ -1156,7 +1132,7 @@
       </w:pPr>
       <w:r>
         <w:rPr>
-          <w:rStyle w:val="Testosorgente"/>
+          <w:rStyle w:val="Testosorgenteuser"/>
         </w:rPr>
         <w:t>articolo_id</w:t>
       </w:r>
@@ -1176,7 +1152,7 @@
       </w:r>
       <w:r>
         <w:rPr>
-          <w:rStyle w:val="Testosorgente"/>
+          <w:rStyle w:val="Testosorgenteuser"/>
         </w:rPr>
         <w:t>qta_spedita</w:t>
       </w:r>
@@ -1199,7 +1175,6 @@
           <w:numId w:val="8"/>
         </w:numPr>
         <w:tabs>
-          <w:tab w:val="clear" w:pos="709"/>
           <w:tab w:val="left" w:pos="709" w:leader="none"/>
         </w:tabs>
         <w:bidi w:val="0"/>
@@ -1223,7 +1198,7 @@
       </w:r>
       <w:r>
         <w:rPr>
-          <w:rStyle w:val="Testosorgente"/>
+          <w:rStyle w:val="Testosorgenteuser"/>
         </w:rPr>
         <w:t>ordini_righe_fulfillment</w:t>
       </w:r>
@@ -1233,7 +1208,7 @@
       </w:r>
       <w:r>
         <w:rPr>
-          <w:rStyle w:val="Testosorgente"/>
+          <w:rStyle w:val="Testosorgenteuser"/>
         </w:rPr>
         <w:t>qta_evasa</w:t>
       </w:r>
@@ -1246,7 +1221,6 @@
           <w:numId w:val="8"/>
         </w:numPr>
         <w:tabs>
-          <w:tab w:val="clear" w:pos="709"/>
           <w:tab w:val="left" w:pos="709" w:leader="none"/>
         </w:tabs>
         <w:bidi w:val="0"/>
@@ -1279,7 +1253,6 @@
           <w:numId w:val="9"/>
         </w:numPr>
         <w:tabs>
-          <w:tab w:val="clear" w:pos="709"/>
           <w:tab w:val="left" w:pos="709" w:leader="none"/>
         </w:tabs>
         <w:bidi w:val="0"/>
@@ -1319,7 +1292,7 @@
       </w:r>
       <w:r>
         <w:rPr>
-          <w:rStyle w:val="Testosorgente"/>
+          <w:rStyle w:val="Testosorgenteuser"/>
         </w:rPr>
         <w:t>ordini_righe</w:t>
       </w:r>
@@ -1356,7 +1329,6 @@
           <w:numId w:val="9"/>
         </w:numPr>
         <w:tabs>
-          <w:tab w:val="clear" w:pos="709"/>
           <w:tab w:val="left" w:pos="709" w:leader="none"/>
         </w:tabs>
         <w:bidi w:val="0"/>
@@ -1403,7 +1375,7 @@
       </w:r>
       <w:r>
         <w:rPr>
-          <w:rStyle w:val="Testosorgente"/>
+          <w:rStyle w:val="Testosorgenteuser"/>
         </w:rPr>
         <w:t>fatture_righe</w:t>
       </w:r>
@@ -1457,7 +1429,6 @@
           <w:numId w:val="9"/>
         </w:numPr>
         <w:tabs>
-          <w:tab w:val="clear" w:pos="709"/>
           <w:tab w:val="left" w:pos="709" w:leader="none"/>
         </w:tabs>
         <w:bidi w:val="0"/>
@@ -1477,7 +1448,7 @@
       </w:r>
       <w:r>
         <w:rPr>
-          <w:rStyle w:val="Testosorgente"/>
+          <w:rStyle w:val="Testosorgenteuser"/>
         </w:rPr>
         <w:t>vendite.attivita_fatturabili</w:t>
       </w:r>
@@ -1494,7 +1465,6 @@
           <w:numId w:val="9"/>
         </w:numPr>
         <w:tabs>
-          <w:tab w:val="clear" w:pos="709"/>
           <w:tab w:val="left" w:pos="709" w:leader="none"/>
         </w:tabs>
         <w:bidi w:val="0"/>
@@ -1524,7 +1494,7 @@
       </w:r>
       <w:r>
         <w:rPr>
-          <w:rStyle w:val="Testosorgente"/>
+          <w:rStyle w:val="Testosorgenteuser"/>
         </w:rPr>
         <w:t>movement_id</w:t>
       </w:r>
@@ -1534,7 +1504,7 @@
       </w:r>
       <w:r>
         <w:rPr>
-          <w:rStyle w:val="Testosorgente"/>
+          <w:rStyle w:val="Testosorgenteuser"/>
         </w:rPr>
         <w:t>ddt_righe</w:t>
       </w:r>
@@ -1544,7 +1514,7 @@
       </w:r>
       <w:r>
         <w:rPr>
-          <w:rStyle w:val="Testosorgente"/>
+          <w:rStyle w:val="Testosorgenteuser"/>
         </w:rPr>
         <w:t>ddt_righe_movimenti</w:t>
       </w:r>
@@ -1573,7 +1543,6 @@
           <w:numId w:val="10"/>
         </w:numPr>
         <w:tabs>
-          <w:tab w:val="clear" w:pos="709"/>
           <w:tab w:val="left" w:pos="709" w:leader="none"/>
         </w:tabs>
         <w:bidi w:val="0"/>
@@ -1587,7 +1556,7 @@
       </w:r>
       <w:r>
         <w:rPr>
-          <w:rStyle w:val="Testosorgente"/>
+          <w:rStyle w:val="Testosorgenteuser"/>
         </w:rPr>
         <w:t>source_tipo/id/riga</w:t>
       </w:r>
@@ -1624,7 +1593,6 @@
           <w:numId w:val="10"/>
         </w:numPr>
         <w:tabs>
-          <w:tab w:val="clear" w:pos="709"/>
           <w:tab w:val="left" w:pos="709" w:leader="none"/>
         </w:tabs>
         <w:bidi w:val="0"/>
@@ -1634,7 +1602,7 @@
       </w:pPr>
       <w:r>
         <w:rPr>
-          <w:rStyle w:val="Testosorgente"/>
+          <w:rStyle w:val="Testosorgenteuser"/>
         </w:rPr>
         <w:t>tracking_code</w:t>
       </w:r>
@@ -1644,7 +1612,7 @@
       </w:r>
       <w:r>
         <w:rPr>
-          <w:rStyle w:val="Testosorgente"/>
+          <w:rStyle w:val="Testosorgenteuser"/>
         </w:rPr>
         <w:t>carrier_service</w:t>
       </w:r>
@@ -1654,7 +1622,7 @@
       </w:r>
       <w:r>
         <w:rPr>
-          <w:rStyle w:val="Testosorgente"/>
+          <w:rStyle w:val="Testosorgenteuser"/>
         </w:rPr>
         <w:t>label_url</w:t>
       </w:r>
@@ -1683,7 +1651,6 @@
           <w:numId w:val="11"/>
         </w:numPr>
         <w:tabs>
-          <w:tab w:val="clear" w:pos="709"/>
           <w:tab w:val="left" w:pos="709" w:leader="none"/>
         </w:tabs>
         <w:bidi w:val="0"/>
@@ -1697,7 +1664,7 @@
       </w:r>
       <w:r>
         <w:rPr>
-          <w:rStyle w:val="Testosorgente"/>
+          <w:rStyle w:val="Testosorgenteuser"/>
         </w:rPr>
         <w:t>serie/numero/anno</w:t>
       </w:r>
@@ -1724,7 +1691,6 @@
           <w:numId w:val="11"/>
         </w:numPr>
         <w:tabs>
-          <w:tab w:val="clear" w:pos="709"/>
           <w:tab w:val="left" w:pos="709" w:leader="none"/>
         </w:tabs>
         <w:bidi w:val="0"/>
@@ -1738,7 +1704,7 @@
       </w:r>
       <w:r>
         <w:rPr>
-          <w:rStyle w:val="Testosorgente"/>
+          <w:rStyle w:val="Testosorgenteuser"/>
         </w:rPr>
         <w:t>EMESSO</w:t>
       </w:r>
@@ -1787,7 +1753,6 @@
           <w:numId w:val="12"/>
         </w:numPr>
         <w:tabs>
-          <w:tab w:val="clear" w:pos="709"/>
           <w:tab w:val="left" w:pos="709" w:leader="none"/>
         </w:tabs>
         <w:bidi w:val="0"/>
@@ -1834,7 +1799,6 @@
           <w:numId w:val="12"/>
         </w:numPr>
         <w:tabs>
-          <w:tab w:val="clear" w:pos="709"/>
           <w:tab w:val="left" w:pos="709" w:leader="none"/>
         </w:tabs>
         <w:bidi w:val="0"/>
@@ -1881,7 +1845,6 @@
           <w:numId w:val="12"/>
         </w:numPr>
         <w:tabs>
-          <w:tab w:val="clear" w:pos="709"/>
           <w:tab w:val="left" w:pos="709" w:leader="none"/>
         </w:tabs>
         <w:bidi w:val="0"/>
@@ -1901,7 +1864,7 @@
       </w:r>
       <w:r>
         <w:rPr>
-          <w:rStyle w:val="Testosorgente"/>
+          <w:rStyle w:val="Testosorgenteuser"/>
         </w:rPr>
         <w:t>allegati</w:t>
       </w:r>
@@ -1930,7 +1893,6 @@
           <w:numId w:val="13"/>
         </w:numPr>
         <w:tabs>
-          <w:tab w:val="clear" w:pos="709"/>
           <w:tab w:val="left" w:pos="709" w:leader="none"/>
         </w:tabs>
         <w:bidi w:val="0"/>
@@ -1960,7 +1922,7 @@
       </w:r>
       <w:r>
         <w:rPr>
-          <w:rStyle w:val="Testosorgente"/>
+          <w:rStyle w:val="Testosorgenteuser"/>
         </w:rPr>
         <w:t>fatture</w:t>
       </w:r>
@@ -1970,7 +1932,7 @@
       </w:r>
       <w:r>
         <w:rPr>
-          <w:rStyle w:val="Testosorgente"/>
+          <w:rStyle w:val="Testosorgenteuser"/>
         </w:rPr>
         <w:t>fatture_righe</w:t>
       </w:r>
@@ -1997,7 +1959,6 @@
           <w:numId w:val="13"/>
         </w:numPr>
         <w:tabs>
-          <w:tab w:val="clear" w:pos="709"/>
           <w:tab w:val="left" w:pos="709" w:leader="none"/>
         </w:tabs>
         <w:bidi w:val="0"/>
@@ -2017,7 +1978,7 @@
       </w:r>
       <w:r>
         <w:rPr>
-          <w:rStyle w:val="Testosorgente"/>
+          <w:rStyle w:val="Testosorgenteuser"/>
         </w:rPr>
         <w:t>fattura_riga_id</w:t>
       </w:r>
@@ -2037,7 +1998,7 @@
       </w:r>
       <w:r>
         <w:rPr>
-          <w:rStyle w:val="Testosorgente"/>
+          <w:rStyle w:val="Testosorgenteuser"/>
         </w:rPr>
         <w:t>attivita_fatturabili</w:t>
       </w:r>
@@ -2054,7 +2015,6 @@
           <w:numId w:val="13"/>
         </w:numPr>
         <w:tabs>
-          <w:tab w:val="clear" w:pos="709"/>
           <w:tab w:val="left" w:pos="709" w:leader="none"/>
         </w:tabs>
         <w:bidi w:val="0"/>
@@ -2084,7 +2044,7 @@
       </w:r>
       <w:r>
         <w:rPr>
-          <w:rStyle w:val="Testosorgente"/>
+          <w:rStyle w:val="Testosorgenteuser"/>
         </w:rPr>
         <w:t>attivita_fatturabili</w:t>
       </w:r>
@@ -2105,7 +2065,7 @@
     </w:p>
     <w:p>
       <w:pPr>
-        <w:pStyle w:val="Lineaorizzontale"/>
+        <w:pStyle w:val="Lineaorizzontaleuser"/>
         <w:bidi w:val="0"/>
         <w:jc w:val="start"/>
         <w:rPr/>
@@ -2134,7 +2094,6 @@
           <w:numId w:val="14"/>
         </w:numPr>
         <w:tabs>
-          <w:tab w:val="clear" w:pos="709"/>
           <w:tab w:val="left" w:pos="709" w:leader="none"/>
         </w:tabs>
         <w:bidi w:val="0"/>
@@ -2158,7 +2117,7 @@
       </w:r>
       <w:r>
         <w:rPr>
-          <w:rStyle w:val="Testosorgente"/>
+          <w:rStyle w:val="Testosorgenteuser"/>
         </w:rPr>
         <w:t>vendite.*</w:t>
       </w:r>
@@ -2168,7 +2127,7 @@
       </w:r>
       <w:r>
         <w:rPr>
-          <w:rStyle w:val="Testosorgente"/>
+          <w:rStyle w:val="Testosorgenteuser"/>
         </w:rPr>
         <w:t>acquisti.*</w:t>
       </w:r>
@@ -2185,7 +2144,6 @@
           <w:numId w:val="14"/>
         </w:numPr>
         <w:tabs>
-          <w:tab w:val="clear" w:pos="709"/>
           <w:tab w:val="left" w:pos="709" w:leader="none"/>
         </w:tabs>
         <w:bidi w:val="0"/>
@@ -2226,7 +2184,6 @@
           <w:numId w:val="14"/>
         </w:numPr>
         <w:tabs>
-          <w:tab w:val="clear" w:pos="709"/>
           <w:tab w:val="left" w:pos="709" w:leader="none"/>
         </w:tabs>
         <w:bidi w:val="0"/>
@@ -2257,7 +2214,6 @@
           <w:numId w:val="14"/>
         </w:numPr>
         <w:tabs>
-          <w:tab w:val="clear" w:pos="709"/>
           <w:tab w:val="left" w:pos="709" w:leader="none"/>
         </w:tabs>
         <w:bidi w:val="0"/>
@@ -2281,7 +2237,7 @@
       </w:r>
       <w:r>
         <w:rPr>
-          <w:rStyle w:val="Testosorgente"/>
+          <w:rStyle w:val="Testosorgenteuser"/>
         </w:rPr>
         <w:t>attivita_fatturabili</w:t>
       </w:r>
@@ -2298,7 +2254,6 @@
           <w:numId w:val="14"/>
         </w:numPr>
         <w:tabs>
-          <w:tab w:val="clear" w:pos="709"/>
           <w:tab w:val="left" w:pos="709" w:leader="none"/>
         </w:tabs>
         <w:bidi w:val="0"/>
@@ -2360,6 +2315,7 @@
       </w:pPr>
       <w:r>
         <w:rPr/>
+        <w:t>U9K7E3B8A9KL</w:t>
       </w:r>
     </w:p>
     <w:sectPr>
@@ -2369,6 +2325,7 @@
       <w:pgNumType w:fmt="decimal"/>
       <w:formProt w:val="false"/>
       <w:textDirection w:val="lrTb"/>
+      <w:docGrid w:type="default" w:linePitch="100" w:charSpace="0"/>
     </w:sectPr>
   </w:body>
 </w:document>
@@ -4261,7 +4218,6 @@
   <w:abstractNum w:abstractNumId="15">
     <w:lvl w:ilvl="0">
       <w:start w:val="1"/>
-      <w:pStyle w:val="Heading1"/>
       <w:numFmt w:val="none"/>
       <w:suff w:val="nothing"/>
       <w:lvlText w:val=""/>
@@ -4275,7 +4231,6 @@
     </w:lvl>
     <w:lvl w:ilvl="1">
       <w:start w:val="1"/>
-      <w:pStyle w:val="Heading2"/>
       <w:numFmt w:val="none"/>
       <w:suff w:val="nothing"/>
       <w:lvlText w:val=""/>
@@ -4441,7 +4396,6 @@
     </w:rPrDefault>
     <w:pPrDefault>
       <w:pPr>
-        <w:widowControl/>
         <w:suppressAutoHyphens w:val="true"/>
       </w:pPr>
     </w:pPrDefault>
@@ -4451,7 +4405,10 @@
     <w:qFormat/>
     <w:pPr>
       <w:widowControl/>
+      <w:suppressAutoHyphens w:val="true"/>
       <w:bidi w:val="0"/>
+      <w:spacing w:before="0" w:after="0"/>
+      <w:jc w:val="start"/>
     </w:pPr>
     <w:rPr>
       <w:rFonts w:ascii="Liberation Serif" w:hAnsi="Liberation Serif" w:eastAsia="NSimSun" w:cs="Lucida Sans"/>
@@ -4464,7 +4421,7 @@
   </w:style>
   <w:style w:type="paragraph" w:styleId="Heading1">
     <w:name w:val="heading 1"/>
-    <w:basedOn w:val="Titolo"/>
+    <w:basedOn w:val="Titolouser"/>
     <w:next w:val="BodyText"/>
     <w:qFormat/>
     <w:pPr>
@@ -4481,7 +4438,7 @@
   </w:style>
   <w:style w:type="paragraph" w:styleId="Heading2">
     <w:name w:val="heading 2"/>
-    <w:basedOn w:val="Titolo"/>
+    <w:basedOn w:val="Titolouser"/>
     <w:next w:val="BodyText"/>
     <w:qFormat/>
     <w:pPr>
@@ -4496,8 +4453,8 @@
       <w:szCs w:val="36"/>
     </w:rPr>
   </w:style>
-  <w:style w:type="character" w:styleId="Punti">
-    <w:name w:val="Punti"/>
+  <w:style w:type="character" w:styleId="Puntiuser">
+    <w:name w:val="Punti (user)"/>
     <w:qFormat/>
     <w:rPr>
       <w:rFonts w:ascii="OpenSymbol" w:hAnsi="OpenSymbol" w:eastAsia="OpenSymbol" w:cs="OpenSymbol"/>
@@ -4511,13 +4468,13 @@
       <w:bCs/>
     </w:rPr>
   </w:style>
-  <w:style w:type="character" w:styleId="Caratteridinumerazione">
-    <w:name w:val="Caratteri di numerazione"/>
+  <w:style w:type="character" w:styleId="Caratteridinumerazioneuser">
+    <w:name w:val="Caratteri di numerazione (user)"/>
     <w:qFormat/>
     <w:rPr/>
   </w:style>
-  <w:style w:type="character" w:styleId="Testosorgente">
-    <w:name w:val="Testo sorgente"/>
+  <w:style w:type="character" w:styleId="Testosorgenteuser">
+    <w:name w:val="Testo sorgente (user)"/>
     <w:qFormat/>
     <w:rPr>
       <w:rFonts w:ascii="Liberation Mono" w:hAnsi="Liberation Mono" w:eastAsia="NSimSun" w:cs="Liberation Mono"/>
@@ -4581,8 +4538,34 @@
       <w:rFonts w:cs="Lucida Sans"/>
     </w:rPr>
   </w:style>
-  <w:style w:type="paragraph" w:styleId="Lineaorizzontale">
-    <w:name w:val="Linea orizzontale"/>
+  <w:style w:type="paragraph" w:styleId="Titolouser">
+    <w:name w:val="Titolo (user)"/>
+    <w:basedOn w:val="Normal"/>
+    <w:next w:val="BodyText"/>
+    <w:qFormat/>
+    <w:pPr>
+      <w:keepNext w:val="true"/>
+      <w:spacing w:before="240" w:after="120"/>
+    </w:pPr>
+    <w:rPr>
+      <w:rFonts w:ascii="Liberation Sans" w:hAnsi="Liberation Sans" w:eastAsia="Microsoft YaHei" w:cs="Lucida Sans"/>
+      <w:sz w:val="28"/>
+      <w:szCs w:val="28"/>
+    </w:rPr>
+  </w:style>
+  <w:style w:type="paragraph" w:styleId="Indiceuser">
+    <w:name w:val="Indice (user)"/>
+    <w:basedOn w:val="Normal"/>
+    <w:qFormat/>
+    <w:pPr>
+      <w:suppressLineNumbers/>
+    </w:pPr>
+    <w:rPr>
+      <w:rFonts w:cs="Lucida Sans"/>
+    </w:rPr>
+  </w:style>
+  <w:style w:type="paragraph" w:styleId="Lineaorizzontaleuser">
+    <w:name w:val="Linea orizzontale (user)"/>
     <w:basedOn w:val="Normal"/>
     <w:next w:val="BodyText"/>
     <w:qFormat/>
